--- a/Dokumentáció.docx
+++ b/Dokumentáció.docx
@@ -540,16 +540,7 @@
           <w:sz w:val="24"/>
           <w:shd w:val="clear" w:color="auto" w:fill="FFFFFF"/>
         </w:rPr>
-        <w:t>-</w:t>
-      </w:r>
-      <w:r>
-        <w:rPr>
-          <w:rFonts w:ascii="Segoe UI" w:hAnsi="Segoe UI" w:cs="Segoe UI"/>
-          <w:color w:val="1F2328"/>
-          <w:sz w:val="24"/>
-          <w:shd w:val="clear" w:color="auto" w:fill="FFFFFF"/>
-        </w:rPr>
-        <w:t>t az "</w:t>
+        <w:t>-t az "</w:t>
       </w:r>
       <w:proofErr w:type="spellStart"/>
       <w:r>
@@ -653,16 +644,7 @@
           <w:sz w:val="24"/>
           <w:shd w:val="clear" w:color="auto" w:fill="FFFFFF"/>
         </w:rPr>
-        <w:t>I</w:t>
-      </w:r>
-      <w:r>
-        <w:rPr>
-          <w:rFonts w:ascii="Segoe UI" w:hAnsi="Segoe UI" w:cs="Segoe UI"/>
-          <w:color w:val="1F2328"/>
-          <w:sz w:val="24"/>
-          <w:shd w:val="clear" w:color="auto" w:fill="FFFFFF"/>
-        </w:rPr>
-        <w:t xml:space="preserve">ndítsd el a kívánt webböngészőt, látogass el a "localhost:3000/website0.html" </w:t>
+        <w:t xml:space="preserve">Indítsd el a kívánt webböngészőt, látogass el a "localhost:3000/website0.html" </w:t>
       </w:r>
       <w:proofErr w:type="spellStart"/>
       <w:r>
@@ -733,10 +715,19 @@
     <w:p>
       <w:pPr>
         <w:spacing w:line="360" w:lineRule="auto"/>
-        <w:rPr>
-          <w:sz w:val="24"/>
-        </w:rPr>
-      </w:pPr>
+        <w:jc w:val="center"/>
+        <w:rPr>
+          <w:i/>
+          <w:sz w:val="36"/>
+        </w:rPr>
+      </w:pPr>
+      <w:r>
+        <w:rPr>
+          <w:i/>
+          <w:sz w:val="36"/>
+        </w:rPr>
+        <w:t>Design</w:t>
+      </w:r>
     </w:p>
     <w:p>
       <w:pPr>
@@ -760,10 +751,19 @@
       </w:pPr>
       <w:r>
         <w:rPr>
+          <w:b/>
           <w:sz w:val="24"/>
         </w:rPr>
         <w:t xml:space="preserve">Weboldal: </w:t>
       </w:r>
+    </w:p>
+    <w:p>
+      <w:pPr>
+        <w:spacing w:line="240" w:lineRule="auto"/>
+        <w:rPr>
+          <w:noProof/>
+        </w:rPr>
+      </w:pPr>
       <w:r>
         <w:rPr>
           <w:sz w:val="24"/>
@@ -790,97 +790,96 @@
         </w:rPr>
         <w:t>”, „Products”,</w:t>
       </w:r>
-    </w:p>
-    <w:p>
-      <w:pPr>
-        <w:spacing w:line="240" w:lineRule="auto"/>
+      <w:r>
+        <w:rPr>
+          <w:sz w:val="24"/>
+        </w:rPr>
+        <w:t xml:space="preserve"> </w:t>
+      </w:r>
+      <w:r>
+        <w:rPr>
+          <w:sz w:val="24"/>
+        </w:rPr>
+        <w:t>„</w:t>
+      </w:r>
+      <w:proofErr w:type="spellStart"/>
+      <w:r>
+        <w:rPr>
+          <w:sz w:val="24"/>
+        </w:rPr>
+        <w:t>Contact</w:t>
+      </w:r>
+      <w:proofErr w:type="spellEnd"/>
+      <w:r>
+        <w:rPr>
+          <w:sz w:val="24"/>
+        </w:rPr>
+        <w:t>”</w:t>
+      </w:r>
+      <w:r>
+        <w:rPr>
+          <w:sz w:val="24"/>
+        </w:rPr>
+        <w:t xml:space="preserve">. </w:t>
+      </w:r>
+      <w:r>
+        <w:rPr>
+          <w:sz w:val="24"/>
+        </w:rPr>
+        <w:t>A három szekció közül alapjáraton az „</w:t>
+      </w:r>
+      <w:proofErr w:type="spellStart"/>
+      <w:r>
+        <w:rPr>
+          <w:sz w:val="24"/>
+        </w:rPr>
+        <w:t>About</w:t>
+      </w:r>
+      <w:proofErr w:type="spellEnd"/>
+      <w:r>
+        <w:rPr>
+          <w:sz w:val="24"/>
+        </w:rPr>
+        <w:t>” fül van megnyitva, ha másra kattint a felhasználó, akkor ezt elrejti és megjeleníti a másikakat</w:t>
+      </w:r>
+      <w:r>
+        <w:rPr>
+          <w:sz w:val="28"/>
+        </w:rPr>
+        <w:t>.</w:t>
+      </w:r>
+      <w:r>
         <w:rPr>
           <w:noProof/>
         </w:rPr>
-      </w:pPr>
-      <w:r>
-        <w:rPr>
-          <w:sz w:val="24"/>
-        </w:rPr>
-        <w:t>„</w:t>
-      </w:r>
-      <w:proofErr w:type="spellStart"/>
-      <w:r>
-        <w:rPr>
-          <w:sz w:val="24"/>
-        </w:rPr>
-        <w:t>Contact</w:t>
-      </w:r>
-      <w:proofErr w:type="spellEnd"/>
-      <w:r>
-        <w:rPr>
-          <w:sz w:val="24"/>
-        </w:rPr>
-        <w:t>”</w:t>
-      </w:r>
-      <w:r>
-        <w:rPr>
-          <w:sz w:val="24"/>
-        </w:rPr>
-        <w:t xml:space="preserve">. </w:t>
-      </w:r>
-      <w:r>
-        <w:rPr>
-          <w:sz w:val="24"/>
-        </w:rPr>
-        <w:t>A három szekció közül alapjáraton az „</w:t>
-      </w:r>
-      <w:proofErr w:type="spellStart"/>
-      <w:r>
-        <w:rPr>
-          <w:sz w:val="24"/>
-        </w:rPr>
-        <w:t>About</w:t>
-      </w:r>
-      <w:proofErr w:type="spellEnd"/>
-      <w:r>
-        <w:rPr>
-          <w:sz w:val="24"/>
-        </w:rPr>
-        <w:t>” fül van megnyitva, ha másra kattint a felhasználó, akkor ezt elrejti és megjeleníti a másikakat</w:t>
-      </w:r>
-      <w:r>
-        <w:rPr>
-          <w:sz w:val="28"/>
-        </w:rPr>
-        <w:t>.</w:t>
-      </w:r>
-      <w:r>
+        <w:t xml:space="preserve"> </w:t>
+      </w:r>
+    </w:p>
+    <w:p>
+      <w:pPr>
+        <w:spacing w:line="360" w:lineRule="auto"/>
         <w:rPr>
           <w:noProof/>
         </w:rPr>
-        <w:t xml:space="preserve"> </w:t>
-      </w:r>
-    </w:p>
-    <w:p>
-      <w:pPr>
-        <w:spacing w:line="360" w:lineRule="auto"/>
+      </w:pPr>
+    </w:p>
+    <w:p>
+      <w:pPr>
+        <w:spacing w:line="360" w:lineRule="auto"/>
+        <w:jc w:val="center"/>
         <w:rPr>
           <w:noProof/>
         </w:rPr>
       </w:pPr>
-    </w:p>
-    <w:p>
-      <w:pPr>
-        <w:spacing w:line="360" w:lineRule="auto"/>
-        <w:jc w:val="center"/>
+      <w:r>
         <w:rPr>
           <w:noProof/>
-        </w:rPr>
-      </w:pPr>
-      <w:r>
-        <w:rPr>
           <w:sz w:val="28"/>
         </w:rPr>
         <w:drawing>
           <wp:inline distT="0" distB="0" distL="0" distR="0" wp14:anchorId="191DDD56" wp14:editId="29C0FE97">
-            <wp:extent cx="4305901" cy="714475"/>
-            <wp:effectExtent l="0" t="0" r="0" b="9525"/>
+            <wp:extent cx="5797801" cy="962025"/>
+            <wp:effectExtent l="0" t="0" r="0" b="0"/>
             <wp:docPr id="4" name="Kép 4"/>
             <wp:cNvGraphicFramePr>
               <a:graphicFrameLocks xmlns:a="http://schemas.openxmlformats.org/drawingml/2006/main" noChangeAspect="1"/>
@@ -901,7 +900,7 @@
                   <pic:spPr>
                     <a:xfrm>
                       <a:off x="0" y="0"/>
-                      <a:ext cx="4305901" cy="714475"/>
+                      <a:ext cx="5803993" cy="963052"/>
                     </a:xfrm>
                     <a:prstGeom prst="rect">
                       <a:avLst/>
@@ -933,12 +932,13 @@
       </w:pPr>
       <w:r>
         <w:rPr>
+          <w:noProof/>
           <w:sz w:val="28"/>
         </w:rPr>
         <w:drawing>
           <wp:inline distT="0" distB="0" distL="0" distR="0" wp14:anchorId="61731FC6" wp14:editId="1DBDF441">
-            <wp:extent cx="5191850" cy="1371791"/>
-            <wp:effectExtent l="0" t="0" r="8890" b="0"/>
+            <wp:extent cx="5276852" cy="1394250"/>
+            <wp:effectExtent l="0" t="0" r="0" b="0"/>
             <wp:docPr id="1" name="Kép 1"/>
             <wp:cNvGraphicFramePr>
               <a:graphicFrameLocks xmlns:a="http://schemas.openxmlformats.org/drawingml/2006/main" noChangeAspect="1"/>
@@ -959,7 +959,7 @@
                   <pic:spPr>
                     <a:xfrm>
                       <a:off x="0" y="0"/>
-                      <a:ext cx="5191850" cy="1371791"/>
+                      <a:ext cx="5297644" cy="1399744"/>
                     </a:xfrm>
                     <a:prstGeom prst="rect">
                       <a:avLst/>
@@ -980,19 +980,12 @@
           <w:noProof/>
         </w:rPr>
       </w:pPr>
-    </w:p>
-    <w:p>
-      <w:pPr>
-        <w:spacing w:line="360" w:lineRule="auto"/>
-        <w:jc w:val="center"/>
+      <w:r>
         <w:rPr>
           <w:noProof/>
-        </w:rPr>
-      </w:pPr>
-      <w:r>
-        <w:rPr>
           <w:sz w:val="28"/>
         </w:rPr>
+        <w:lastRenderedPageBreak/>
         <w:drawing>
           <wp:inline distT="0" distB="0" distL="0" distR="0" wp14:anchorId="023B36F8" wp14:editId="26A2881C">
             <wp:extent cx="4515480" cy="2057687"/>
@@ -1060,12 +1053,6 @@
         </w:rPr>
         <w:t>Tárgyak:</w:t>
       </w:r>
-      <w:r>
-        <w:rPr>
-          <w:sz w:val="24"/>
-        </w:rPr>
-        <w:t xml:space="preserve"> a feltöltött tárgyak így jelennek meg, amikor a felhasználó</w:t>
-      </w:r>
     </w:p>
     <w:p>
       <w:pPr>
@@ -1082,6 +1069,24 @@
         <w:rPr>
           <w:sz w:val="24"/>
         </w:rPr>
+        <w:t>A</w:t>
+      </w:r>
+      <w:r>
+        <w:rPr>
+          <w:sz w:val="24"/>
+        </w:rPr>
+        <w:t xml:space="preserve"> feltöltött tárgyak így jelennek meg, amikor a felhasználó</w:t>
+      </w:r>
+      <w:r>
+        <w:rPr>
+          <w:sz w:val="24"/>
+        </w:rPr>
+        <w:t xml:space="preserve"> </w:t>
+      </w:r>
+      <w:r>
+        <w:rPr>
+          <w:sz w:val="24"/>
+        </w:rPr>
         <w:t>feltölti őket</w:t>
       </w:r>
       <w:r>
@@ -1128,12 +1133,13 @@
       </w:pPr>
       <w:r>
         <w:rPr>
+          <w:noProof/>
           <w:sz w:val="28"/>
         </w:rPr>
         <w:drawing>
           <wp:inline distT="0" distB="0" distL="0" distR="0" wp14:anchorId="56D4469A">
-            <wp:extent cx="3715268" cy="2372056"/>
-            <wp:effectExtent l="0" t="0" r="0" b="9525"/>
+            <wp:extent cx="4415928" cy="2819400"/>
+            <wp:effectExtent l="0" t="0" r="3810" b="0"/>
             <wp:docPr id="7" name="Kép 7"/>
             <wp:cNvGraphicFramePr>
               <a:graphicFrameLocks xmlns:a="http://schemas.openxmlformats.org/drawingml/2006/main" noChangeAspect="1"/>
@@ -1160,7 +1166,7 @@
                   <pic:spPr>
                     <a:xfrm>
                       <a:off x="0" y="0"/>
-                      <a:ext cx="3715268" cy="2372056"/>
+                      <a:ext cx="4434952" cy="2831546"/>
                     </a:xfrm>
                     <a:prstGeom prst="rect">
                       <a:avLst/>
@@ -1184,38 +1190,16 @@
           <w:sz w:val="28"/>
         </w:rPr>
       </w:pPr>
-    </w:p>
-    <w:p>
-      <w:pPr>
-        <w:tabs>
-          <w:tab w:val="left" w:pos="2085"/>
-        </w:tabs>
-        <w:spacing w:line="360" w:lineRule="auto"/>
-        <w:jc w:val="center"/>
-        <w:rPr>
+      <w:r>
+        <w:rPr>
+          <w:noProof/>
           <w:sz w:val="28"/>
         </w:rPr>
-      </w:pPr>
-    </w:p>
-    <w:p>
-      <w:pPr>
-        <w:tabs>
-          <w:tab w:val="left" w:pos="2085"/>
-        </w:tabs>
-        <w:spacing w:line="360" w:lineRule="auto"/>
-        <w:jc w:val="center"/>
-        <w:rPr>
-          <w:sz w:val="28"/>
-        </w:rPr>
-      </w:pPr>
-      <w:r>
-        <w:rPr>
-          <w:sz w:val="28"/>
-        </w:rPr>
+        <w:lastRenderedPageBreak/>
         <w:drawing>
           <wp:inline distT="0" distB="0" distL="0" distR="0" wp14:anchorId="69549D80" wp14:editId="12BE30D9">
-            <wp:extent cx="4467849" cy="1886213"/>
-            <wp:effectExtent l="0" t="0" r="9525" b="0"/>
+            <wp:extent cx="6046547" cy="2552700"/>
+            <wp:effectExtent l="0" t="0" r="0" b="0"/>
             <wp:docPr id="9" name="Kép 9"/>
             <wp:cNvGraphicFramePr>
               <a:graphicFrameLocks xmlns:a="http://schemas.openxmlformats.org/drawingml/2006/main" noChangeAspect="1"/>
@@ -1236,7 +1220,7 @@
                   <pic:spPr>
                     <a:xfrm>
                       <a:off x="0" y="0"/>
-                      <a:ext cx="4467849" cy="1886213"/>
+                      <a:ext cx="6052775" cy="2555329"/>
                     </a:xfrm>
                     <a:prstGeom prst="rect">
                       <a:avLst/>
@@ -1255,7 +1239,6 @@
           <w:tab w:val="left" w:pos="2085"/>
         </w:tabs>
         <w:spacing w:line="360" w:lineRule="auto"/>
-        <w:jc w:val="center"/>
         <w:rPr>
           <w:sz w:val="28"/>
         </w:rPr>
@@ -1269,9 +1252,19 @@
         <w:spacing w:line="360" w:lineRule="auto"/>
         <w:jc w:val="center"/>
         <w:rPr>
-          <w:sz w:val="28"/>
-        </w:rPr>
-      </w:pPr>
+          <w:i/>
+          <w:sz w:val="40"/>
+        </w:rPr>
+      </w:pPr>
+      <w:proofErr w:type="spellStart"/>
+      <w:r>
+        <w:rPr>
+          <w:i/>
+          <w:sz w:val="36"/>
+        </w:rPr>
+        <w:t>Authentikálás</w:t>
+      </w:r>
+      <w:proofErr w:type="spellEnd"/>
     </w:p>
     <w:p>
       <w:pPr>
@@ -1279,7 +1272,6 @@
           <w:tab w:val="left" w:pos="2085"/>
         </w:tabs>
         <w:spacing w:line="360" w:lineRule="auto"/>
-        <w:jc w:val="center"/>
         <w:rPr>
           <w:sz w:val="28"/>
         </w:rPr>
@@ -1296,28 +1288,786 @@
           <w:tab w:val="left" w:pos="2085"/>
         </w:tabs>
         <w:spacing w:line="360" w:lineRule="auto"/>
+        <w:ind w:left="360"/>
+        <w:rPr>
+          <w:sz w:val="24"/>
+        </w:rPr>
+      </w:pPr>
+      <w:r>
         <w:rPr>
           <w:b/>
           <w:sz w:val="24"/>
         </w:rPr>
+        <w:t>Regisztrálás:</w:t>
+      </w:r>
+    </w:p>
+    <w:p>
+      <w:pPr>
+        <w:tabs>
+          <w:tab w:val="left" w:pos="2085"/>
+        </w:tabs>
+        <w:spacing w:line="360" w:lineRule="auto"/>
+        <w:rPr>
+          <w:sz w:val="24"/>
+        </w:rPr>
+      </w:pPr>
+      <w:r>
+        <w:rPr>
+          <w:sz w:val="24"/>
+        </w:rPr>
+        <w:t xml:space="preserve">A felhasználó </w:t>
+      </w:r>
+      <w:proofErr w:type="spellStart"/>
+      <w:r>
+        <w:rPr>
+          <w:sz w:val="24"/>
+        </w:rPr>
+        <w:t>registrálásakor</w:t>
+      </w:r>
+      <w:proofErr w:type="spellEnd"/>
+      <w:r>
+        <w:rPr>
+          <w:sz w:val="24"/>
+        </w:rPr>
+        <w:t xml:space="preserve"> ez a kódrészlet </w:t>
+      </w:r>
+      <w:proofErr w:type="spellStart"/>
+      <w:r>
+        <w:rPr>
+          <w:sz w:val="24"/>
+        </w:rPr>
+        <w:t>futódik</w:t>
+      </w:r>
+      <w:proofErr w:type="spellEnd"/>
+      <w:r>
+        <w:rPr>
+          <w:sz w:val="24"/>
+        </w:rPr>
+        <w:t xml:space="preserve"> le, hogy elkészítse a felhasználó profilját. Ez különbözik a Login és Logout </w:t>
+      </w:r>
+      <w:proofErr w:type="spellStart"/>
+      <w:r>
+        <w:rPr>
+          <w:sz w:val="24"/>
+        </w:rPr>
+        <w:t>functiontől</w:t>
+      </w:r>
+      <w:proofErr w:type="spellEnd"/>
+      <w:r>
+        <w:rPr>
+          <w:sz w:val="24"/>
+        </w:rPr>
+        <w:t xml:space="preserve"> is.</w:t>
+      </w:r>
+      <w:r>
+        <w:drawing>
+          <wp:inline distT="0" distB="0" distL="0" distR="0" wp14:anchorId="176D57A3" wp14:editId="414C48C5">
+            <wp:extent cx="5760720" cy="3445510"/>
+            <wp:effectExtent l="0" t="0" r="0" b="2540"/>
+            <wp:docPr id="3" name="Kép 3"/>
+            <wp:cNvGraphicFramePr>
+              <a:graphicFrameLocks xmlns:a="http://schemas.openxmlformats.org/drawingml/2006/main" noChangeAspect="1"/>
+            </wp:cNvGraphicFramePr>
+            <a:graphic xmlns:a="http://schemas.openxmlformats.org/drawingml/2006/main">
+              <a:graphicData uri="http://schemas.openxmlformats.org/drawingml/2006/picture">
+                <pic:pic xmlns:pic="http://schemas.openxmlformats.org/drawingml/2006/picture">
+                  <pic:nvPicPr>
+                    <pic:cNvPr id="1" name=""/>
+                    <pic:cNvPicPr/>
+                  </pic:nvPicPr>
+                  <pic:blipFill>
+                    <a:blip r:embed="rId10"/>
+                    <a:stretch>
+                      <a:fillRect/>
+                    </a:stretch>
+                  </pic:blipFill>
+                  <pic:spPr>
+                    <a:xfrm>
+                      <a:off x="0" y="0"/>
+                      <a:ext cx="5760720" cy="3445510"/>
+                    </a:xfrm>
+                    <a:prstGeom prst="rect">
+                      <a:avLst/>
+                    </a:prstGeom>
+                  </pic:spPr>
+                </pic:pic>
+              </a:graphicData>
+            </a:graphic>
+          </wp:inline>
+        </w:drawing>
+      </w:r>
+    </w:p>
+    <w:p>
+      <w:pPr>
+        <w:tabs>
+          <w:tab w:val="left" w:pos="2085"/>
+        </w:tabs>
+        <w:spacing w:line="360" w:lineRule="auto"/>
+        <w:rPr>
+          <w:sz w:val="24"/>
+        </w:rPr>
+      </w:pPr>
+    </w:p>
+    <w:p>
+      <w:pPr>
+        <w:pStyle w:val="Listaszerbekezds"/>
+        <w:numPr>
+          <w:ilvl w:val="0"/>
+          <w:numId w:val="3"/>
+        </w:numPr>
+        <w:tabs>
+          <w:tab w:val="left" w:pos="2085"/>
+        </w:tabs>
+        <w:spacing w:line="360" w:lineRule="auto"/>
+        <w:rPr>
+          <w:sz w:val="24"/>
+        </w:rPr>
       </w:pPr>
       <w:r>
         <w:rPr>
           <w:b/>
           <w:sz w:val="24"/>
         </w:rPr>
+        <w:t xml:space="preserve">Belépés: </w:t>
+      </w:r>
+    </w:p>
+    <w:p>
+      <w:pPr>
+        <w:tabs>
+          <w:tab w:val="left" w:pos="2085"/>
+        </w:tabs>
+        <w:spacing w:line="360" w:lineRule="auto"/>
+        <w:ind w:left="360"/>
+        <w:rPr>
+          <w:sz w:val="24"/>
+        </w:rPr>
+      </w:pPr>
+      <w:r>
+        <w:rPr>
+          <w:sz w:val="24"/>
+        </w:rPr>
+        <w:t>A felhasználó ezt a kódrészletet hívja meg amikor a login funkciót használja. A bejelentkezés 7 napig tart sessionben.</w:t>
+      </w:r>
+      <w:r>
+        <w:rPr>
+          <w:sz w:val="24"/>
+        </w:rPr>
+        <w:tab/>
+      </w:r>
+    </w:p>
+    <w:p>
+      <w:pPr>
+        <w:tabs>
+          <w:tab w:val="left" w:pos="2085"/>
+        </w:tabs>
+        <w:spacing w:line="360" w:lineRule="auto"/>
+        <w:ind w:left="360"/>
+        <w:jc w:val="center"/>
+        <w:rPr>
+          <w:sz w:val="24"/>
+        </w:rPr>
+      </w:pPr>
+      <w:r>
+        <w:rPr>
+          <w:sz w:val="24"/>
+        </w:rPr>
+        <w:drawing>
+          <wp:inline distT="0" distB="0" distL="0" distR="0" wp14:anchorId="2598EA6E" wp14:editId="39FA3612">
+            <wp:extent cx="5760720" cy="3445510"/>
+            <wp:effectExtent l="0" t="0" r="0" b="2540"/>
+            <wp:docPr id="5" name="Kép 5"/>
+            <wp:cNvGraphicFramePr>
+              <a:graphicFrameLocks xmlns:a="http://schemas.openxmlformats.org/drawingml/2006/main" noChangeAspect="1"/>
+            </wp:cNvGraphicFramePr>
+            <a:graphic xmlns:a="http://schemas.openxmlformats.org/drawingml/2006/main">
+              <a:graphicData uri="http://schemas.openxmlformats.org/drawingml/2006/picture">
+                <pic:pic xmlns:pic="http://schemas.openxmlformats.org/drawingml/2006/picture">
+                  <pic:nvPicPr>
+                    <pic:cNvPr id="1" name=""/>
+                    <pic:cNvPicPr/>
+                  </pic:nvPicPr>
+                  <pic:blipFill>
+                    <a:blip r:embed="rId10"/>
+                    <a:stretch>
+                      <a:fillRect/>
+                    </a:stretch>
+                  </pic:blipFill>
+                  <pic:spPr>
+                    <a:xfrm>
+                      <a:off x="0" y="0"/>
+                      <a:ext cx="5760720" cy="3445510"/>
+                    </a:xfrm>
+                    <a:prstGeom prst="rect">
+                      <a:avLst/>
+                    </a:prstGeom>
+                  </pic:spPr>
+                </pic:pic>
+              </a:graphicData>
+            </a:graphic>
+          </wp:inline>
+        </w:drawing>
+      </w:r>
+      <w:r>
+        <w:rPr>
+          <w:sz w:val="24"/>
+        </w:rPr>
+        <w:drawing>
+          <wp:inline distT="0" distB="0" distL="0" distR="0" wp14:anchorId="463B5437" wp14:editId="7CE160D7">
+            <wp:extent cx="5381625" cy="3825228"/>
+            <wp:effectExtent l="0" t="0" r="0" b="4445"/>
+            <wp:docPr id="6" name="Kép 6"/>
+            <wp:cNvGraphicFramePr>
+              <a:graphicFrameLocks xmlns:a="http://schemas.openxmlformats.org/drawingml/2006/main" noChangeAspect="1"/>
+            </wp:cNvGraphicFramePr>
+            <a:graphic xmlns:a="http://schemas.openxmlformats.org/drawingml/2006/main">
+              <a:graphicData uri="http://schemas.openxmlformats.org/drawingml/2006/picture">
+                <pic:pic xmlns:pic="http://schemas.openxmlformats.org/drawingml/2006/picture">
+                  <pic:nvPicPr>
+                    <pic:cNvPr id="1" name=""/>
+                    <pic:cNvPicPr/>
+                  </pic:nvPicPr>
+                  <pic:blipFill>
+                    <a:blip r:embed="rId11"/>
+                    <a:stretch>
+                      <a:fillRect/>
+                    </a:stretch>
+                  </pic:blipFill>
+                  <pic:spPr>
+                    <a:xfrm>
+                      <a:off x="0" y="0"/>
+                      <a:ext cx="5402723" cy="3840224"/>
+                    </a:xfrm>
+                    <a:prstGeom prst="rect">
+                      <a:avLst/>
+                    </a:prstGeom>
+                  </pic:spPr>
+                </pic:pic>
+              </a:graphicData>
+            </a:graphic>
+          </wp:inline>
+        </w:drawing>
+      </w:r>
+    </w:p>
+    <w:p>
+      <w:pPr>
+        <w:pStyle w:val="Listaszerbekezds"/>
+        <w:numPr>
+          <w:ilvl w:val="0"/>
+          <w:numId w:val="3"/>
+        </w:numPr>
+        <w:rPr>
+          <w:b/>
+          <w:sz w:val="24"/>
+        </w:rPr>
+      </w:pPr>
+      <w:r>
+        <w:rPr>
+          <w:b/>
+          <w:sz w:val="24"/>
+        </w:rPr>
         <w:lastRenderedPageBreak/>
-        <w:t>Regisztrálás:</w:t>
-      </w:r>
+        <w:t>Kilépés:</w:t>
+      </w:r>
+    </w:p>
+    <w:p>
+      <w:pPr>
+        <w:ind w:left="360"/>
+        <w:rPr>
+          <w:sz w:val="24"/>
+        </w:rPr>
+      </w:pPr>
+      <w:r>
+        <w:rPr>
+          <w:sz w:val="24"/>
+        </w:rPr>
+        <w:t xml:space="preserve">A felhasználó akkor tud sikeresen kilépni, amikor ez a kódrészlet hiba nélkül lefut. Ezzel együtt törli a session </w:t>
+      </w:r>
+      <w:proofErr w:type="spellStart"/>
+      <w:r>
+        <w:rPr>
+          <w:sz w:val="24"/>
+        </w:rPr>
+        <w:t>cookie</w:t>
+      </w:r>
+      <w:proofErr w:type="spellEnd"/>
+      <w:r>
+        <w:rPr>
+          <w:sz w:val="24"/>
+        </w:rPr>
+        <w:t>-t is.</w:t>
+      </w:r>
+    </w:p>
+    <w:p>
+      <w:pPr>
+        <w:ind w:left="360"/>
+        <w:rPr>
+          <w:sz w:val="24"/>
+        </w:rPr>
+      </w:pPr>
+      <w:r>
+        <w:rPr>
+          <w:sz w:val="24"/>
+        </w:rPr>
+        <w:drawing>
+          <wp:inline distT="0" distB="0" distL="0" distR="0" wp14:anchorId="1B27E046" wp14:editId="3320711A">
+            <wp:extent cx="5448300" cy="3601104"/>
+            <wp:effectExtent l="0" t="0" r="0" b="0"/>
+            <wp:docPr id="8" name="Kép 8"/>
+            <wp:cNvGraphicFramePr>
+              <a:graphicFrameLocks xmlns:a="http://schemas.openxmlformats.org/drawingml/2006/main" noChangeAspect="1"/>
+            </wp:cNvGraphicFramePr>
+            <a:graphic xmlns:a="http://schemas.openxmlformats.org/drawingml/2006/main">
+              <a:graphicData uri="http://schemas.openxmlformats.org/drawingml/2006/picture">
+                <pic:pic xmlns:pic="http://schemas.openxmlformats.org/drawingml/2006/picture">
+                  <pic:nvPicPr>
+                    <pic:cNvPr id="1" name=""/>
+                    <pic:cNvPicPr/>
+                  </pic:nvPicPr>
+                  <pic:blipFill>
+                    <a:blip r:embed="rId12"/>
+                    <a:stretch>
+                      <a:fillRect/>
+                    </a:stretch>
+                  </pic:blipFill>
+                  <pic:spPr>
+                    <a:xfrm>
+                      <a:off x="0" y="0"/>
+                      <a:ext cx="5506488" cy="3639564"/>
+                    </a:xfrm>
+                    <a:prstGeom prst="rect">
+                      <a:avLst/>
+                    </a:prstGeom>
+                  </pic:spPr>
+                </pic:pic>
+              </a:graphicData>
+            </a:graphic>
+          </wp:inline>
+        </w:drawing>
+      </w:r>
+    </w:p>
+    <w:p>
+      <w:pPr>
+        <w:tabs>
+          <w:tab w:val="left" w:pos="2085"/>
+        </w:tabs>
+        <w:spacing w:line="360" w:lineRule="auto"/>
+        <w:ind w:left="360"/>
+        <w:rPr>
+          <w:sz w:val="24"/>
+        </w:rPr>
+      </w:pPr>
+    </w:p>
+    <w:p>
+      <w:pPr>
+        <w:tabs>
+          <w:tab w:val="left" w:pos="2085"/>
+        </w:tabs>
+        <w:spacing w:line="360" w:lineRule="auto"/>
+        <w:ind w:left="360"/>
+        <w:jc w:val="center"/>
+        <w:rPr>
+          <w:i/>
+          <w:sz w:val="36"/>
+        </w:rPr>
+      </w:pPr>
+    </w:p>
+    <w:p>
+      <w:pPr>
+        <w:tabs>
+          <w:tab w:val="left" w:pos="2085"/>
+        </w:tabs>
+        <w:spacing w:line="360" w:lineRule="auto"/>
+        <w:ind w:left="360"/>
+        <w:jc w:val="center"/>
+        <w:rPr>
+          <w:i/>
+          <w:sz w:val="36"/>
+        </w:rPr>
+      </w:pPr>
+    </w:p>
+    <w:p>
+      <w:pPr>
+        <w:tabs>
+          <w:tab w:val="left" w:pos="2085"/>
+        </w:tabs>
+        <w:spacing w:line="360" w:lineRule="auto"/>
+        <w:ind w:left="360"/>
+        <w:jc w:val="center"/>
+        <w:rPr>
+          <w:i/>
+          <w:sz w:val="36"/>
+        </w:rPr>
+      </w:pPr>
+    </w:p>
+    <w:p>
+      <w:pPr>
+        <w:tabs>
+          <w:tab w:val="left" w:pos="2085"/>
+        </w:tabs>
+        <w:spacing w:line="360" w:lineRule="auto"/>
+        <w:ind w:left="360"/>
+        <w:jc w:val="center"/>
+        <w:rPr>
+          <w:i/>
+          <w:sz w:val="36"/>
+        </w:rPr>
+      </w:pPr>
+    </w:p>
+    <w:p>
+      <w:pPr>
+        <w:tabs>
+          <w:tab w:val="left" w:pos="2085"/>
+        </w:tabs>
+        <w:spacing w:line="360" w:lineRule="auto"/>
+        <w:ind w:left="360"/>
+        <w:jc w:val="center"/>
+        <w:rPr>
+          <w:i/>
+          <w:sz w:val="36"/>
+        </w:rPr>
+      </w:pPr>
+    </w:p>
+    <w:p>
+      <w:pPr>
+        <w:tabs>
+          <w:tab w:val="left" w:pos="2085"/>
+        </w:tabs>
+        <w:spacing w:line="360" w:lineRule="auto"/>
+        <w:ind w:left="360"/>
+        <w:jc w:val="center"/>
+        <w:rPr>
+          <w:i/>
+          <w:sz w:val="36"/>
+        </w:rPr>
+      </w:pPr>
+    </w:p>
+    <w:p>
+      <w:pPr>
+        <w:tabs>
+          <w:tab w:val="left" w:pos="2085"/>
+        </w:tabs>
+        <w:spacing w:line="360" w:lineRule="auto"/>
+        <w:ind w:left="360"/>
+        <w:jc w:val="center"/>
+        <w:rPr>
+          <w:i/>
+          <w:sz w:val="36"/>
+        </w:rPr>
+      </w:pPr>
+    </w:p>
+    <w:p>
+      <w:pPr>
+        <w:tabs>
+          <w:tab w:val="left" w:pos="2085"/>
+        </w:tabs>
+        <w:spacing w:line="360" w:lineRule="auto"/>
+        <w:ind w:left="360"/>
+        <w:jc w:val="center"/>
+        <w:rPr>
+          <w:i/>
+          <w:sz w:val="36"/>
+        </w:rPr>
+      </w:pPr>
+    </w:p>
+    <w:p>
+      <w:pPr>
+        <w:tabs>
+          <w:tab w:val="left" w:pos="2085"/>
+        </w:tabs>
+        <w:spacing w:line="360" w:lineRule="auto"/>
+        <w:ind w:left="360"/>
+        <w:jc w:val="center"/>
+        <w:rPr>
+          <w:sz w:val="24"/>
+        </w:rPr>
+      </w:pPr>
+      <w:r>
+        <w:rPr>
+          <w:i/>
+          <w:sz w:val="36"/>
+        </w:rPr>
+        <w:lastRenderedPageBreak/>
+        <w:t>Adatbázis</w:t>
+      </w:r>
+    </w:p>
+    <w:p>
+      <w:pPr>
+        <w:tabs>
+          <w:tab w:val="left" w:pos="2085"/>
+        </w:tabs>
+        <w:spacing w:after="120" w:line="360" w:lineRule="auto"/>
+        <w:rPr>
+          <w:sz w:val="24"/>
+        </w:rPr>
+      </w:pPr>
+      <w:r>
+        <w:rPr>
+          <w:sz w:val="24"/>
+        </w:rPr>
+        <w:t xml:space="preserve">Az adatbázis kezelés </w:t>
+      </w:r>
+      <w:proofErr w:type="spellStart"/>
+      <w:r>
+        <w:rPr>
+          <w:sz w:val="24"/>
+        </w:rPr>
+        <w:t>Prisma</w:t>
+      </w:r>
+      <w:proofErr w:type="spellEnd"/>
+      <w:r>
+        <w:rPr>
+          <w:sz w:val="24"/>
+        </w:rPr>
+        <w:t xml:space="preserve"> használatával lehetséges, míg az adatbázis Neon használatával van futtatva online felületen. (</w:t>
+      </w:r>
+      <w:proofErr w:type="spellStart"/>
+      <w:r>
+        <w:rPr>
+          <w:sz w:val="24"/>
+        </w:rPr>
+        <w:t>console.neon.tech</w:t>
+      </w:r>
+      <w:proofErr w:type="spellEnd"/>
+      <w:r>
+        <w:rPr>
+          <w:sz w:val="24"/>
+        </w:rPr>
+        <w:t>)</w:t>
+      </w:r>
+    </w:p>
+    <w:p>
+      <w:pPr>
+        <w:tabs>
+          <w:tab w:val="left" w:pos="2085"/>
+        </w:tabs>
+        <w:spacing w:after="120" w:line="360" w:lineRule="auto"/>
+        <w:jc w:val="center"/>
+        <w:rPr>
+          <w:noProof/>
+        </w:rPr>
+      </w:pPr>
+      <w:r>
+        <w:rPr>
+          <w:sz w:val="24"/>
+        </w:rPr>
+        <w:drawing>
+          <wp:inline distT="0" distB="0" distL="0" distR="0" wp14:anchorId="51AD024E" wp14:editId="6F09D831">
+            <wp:extent cx="4474391" cy="3705225"/>
+            <wp:effectExtent l="0" t="0" r="2540" b="0"/>
+            <wp:docPr id="10" name="Kép 10"/>
+            <wp:cNvGraphicFramePr>
+              <a:graphicFrameLocks xmlns:a="http://schemas.openxmlformats.org/drawingml/2006/main" noChangeAspect="1"/>
+            </wp:cNvGraphicFramePr>
+            <a:graphic xmlns:a="http://schemas.openxmlformats.org/drawingml/2006/main">
+              <a:graphicData uri="http://schemas.openxmlformats.org/drawingml/2006/picture">
+                <pic:pic xmlns:pic="http://schemas.openxmlformats.org/drawingml/2006/picture">
+                  <pic:nvPicPr>
+                    <pic:cNvPr id="1" name=""/>
+                    <pic:cNvPicPr/>
+                  </pic:nvPicPr>
+                  <pic:blipFill>
+                    <a:blip r:embed="rId13"/>
+                    <a:stretch>
+                      <a:fillRect/>
+                    </a:stretch>
+                  </pic:blipFill>
+                  <pic:spPr>
+                    <a:xfrm>
+                      <a:off x="0" y="0"/>
+                      <a:ext cx="4509348" cy="3734173"/>
+                    </a:xfrm>
+                    <a:prstGeom prst="rect">
+                      <a:avLst/>
+                    </a:prstGeom>
+                  </pic:spPr>
+                </pic:pic>
+              </a:graphicData>
+            </a:graphic>
+          </wp:inline>
+        </w:drawing>
+      </w:r>
+      <w:r>
+        <w:rPr>
+          <w:noProof/>
+        </w:rPr>
+        <w:t xml:space="preserve"> </w:t>
+      </w:r>
+      <w:r>
+        <w:rPr>
+          <w:sz w:val="24"/>
+        </w:rPr>
+        <w:drawing>
+          <wp:inline distT="0" distB="0" distL="0" distR="0" wp14:anchorId="3C36638F" wp14:editId="4052577B">
+            <wp:extent cx="4456563" cy="3924300"/>
+            <wp:effectExtent l="0" t="0" r="1270" b="0"/>
+            <wp:docPr id="11" name="Kép 11"/>
+            <wp:cNvGraphicFramePr>
+              <a:graphicFrameLocks xmlns:a="http://schemas.openxmlformats.org/drawingml/2006/main" noChangeAspect="1"/>
+            </wp:cNvGraphicFramePr>
+            <a:graphic xmlns:a="http://schemas.openxmlformats.org/drawingml/2006/main">
+              <a:graphicData uri="http://schemas.openxmlformats.org/drawingml/2006/picture">
+                <pic:pic xmlns:pic="http://schemas.openxmlformats.org/drawingml/2006/picture">
+                  <pic:nvPicPr>
+                    <pic:cNvPr id="1" name=""/>
+                    <pic:cNvPicPr/>
+                  </pic:nvPicPr>
+                  <pic:blipFill>
+                    <a:blip r:embed="rId14"/>
+                    <a:stretch>
+                      <a:fillRect/>
+                    </a:stretch>
+                  </pic:blipFill>
+                  <pic:spPr>
+                    <a:xfrm>
+                      <a:off x="0" y="0"/>
+                      <a:ext cx="4492066" cy="3955563"/>
+                    </a:xfrm>
+                    <a:prstGeom prst="rect">
+                      <a:avLst/>
+                    </a:prstGeom>
+                  </pic:spPr>
+                </pic:pic>
+              </a:graphicData>
+            </a:graphic>
+          </wp:inline>
+        </w:drawing>
+      </w:r>
+    </w:p>
+    <w:p>
+      <w:pPr>
+        <w:pStyle w:val="Listaszerbekezds"/>
+        <w:numPr>
+          <w:ilvl w:val="0"/>
+          <w:numId w:val="3"/>
+        </w:numPr>
+        <w:tabs>
+          <w:tab w:val="left" w:pos="2085"/>
+        </w:tabs>
+        <w:spacing w:after="120" w:line="360" w:lineRule="auto"/>
+        <w:jc w:val="both"/>
+        <w:rPr>
+          <w:sz w:val="24"/>
+        </w:rPr>
+      </w:pPr>
       <w:r>
         <w:rPr>
           <w:b/>
           <w:sz w:val="24"/>
         </w:rPr>
-        <w:t xml:space="preserve"> </w:t>
+        <w:lastRenderedPageBreak/>
+        <w:t>Felépítés:</w:t>
+      </w:r>
+    </w:p>
+    <w:p>
+      <w:pPr>
+        <w:tabs>
+          <w:tab w:val="left" w:pos="2085"/>
+        </w:tabs>
+        <w:spacing w:after="120" w:line="360" w:lineRule="auto"/>
+        <w:ind w:left="360"/>
+        <w:rPr>
+          <w:noProof/>
+        </w:rPr>
+      </w:pPr>
+      <w:r>
+        <w:rPr>
+          <w:sz w:val="24"/>
+        </w:rPr>
+        <w:t xml:space="preserve">Az adatbázis lokálisan van megírva </w:t>
+      </w:r>
+      <w:proofErr w:type="spellStart"/>
+      <w:r>
+        <w:rPr>
+          <w:sz w:val="24"/>
+        </w:rPr>
+        <w:t>TypeScript</w:t>
+      </w:r>
+      <w:proofErr w:type="spellEnd"/>
+      <w:r>
+        <w:rPr>
+          <w:sz w:val="24"/>
+        </w:rPr>
+        <w:t xml:space="preserve">-ben, a </w:t>
+      </w:r>
+      <w:proofErr w:type="spellStart"/>
+      <w:r>
+        <w:rPr>
+          <w:sz w:val="24"/>
+        </w:rPr>
+        <w:t>schema.prisma</w:t>
+      </w:r>
+      <w:proofErr w:type="spellEnd"/>
+      <w:r>
+        <w:rPr>
+          <w:sz w:val="24"/>
+        </w:rPr>
+        <w:t xml:space="preserve"> fájl</w:t>
       </w:r>
       <w:bookmarkStart w:id="0" w:name="_GoBack"/>
       <w:bookmarkEnd w:id="0"/>
+      <w:r>
+        <w:rPr>
+          <w:sz w:val="24"/>
+        </w:rPr>
+        <w:t>ban.</w:t>
+      </w:r>
+      <w:r>
+        <w:rPr>
+          <w:noProof/>
+        </w:rPr>
+        <w:t xml:space="preserve"> </w:t>
+      </w:r>
+    </w:p>
+    <w:p>
+      <w:pPr>
+        <w:tabs>
+          <w:tab w:val="left" w:pos="2085"/>
+        </w:tabs>
+        <w:spacing w:after="120" w:line="360" w:lineRule="auto"/>
+        <w:rPr>
+          <w:sz w:val="24"/>
+        </w:rPr>
+      </w:pPr>
+      <w:r>
+        <w:rPr>
+          <w:sz w:val="24"/>
+        </w:rPr>
+        <w:drawing>
+          <wp:inline distT="0" distB="0" distL="0" distR="0" wp14:anchorId="388886DE" wp14:editId="5CCC8259">
+            <wp:extent cx="6172784" cy="7191375"/>
+            <wp:effectExtent l="0" t="0" r="0" b="0"/>
+            <wp:docPr id="12" name="Kép 12"/>
+            <wp:cNvGraphicFramePr>
+              <a:graphicFrameLocks xmlns:a="http://schemas.openxmlformats.org/drawingml/2006/main" noChangeAspect="1"/>
+            </wp:cNvGraphicFramePr>
+            <a:graphic xmlns:a="http://schemas.openxmlformats.org/drawingml/2006/main">
+              <a:graphicData uri="http://schemas.openxmlformats.org/drawingml/2006/picture">
+                <pic:pic xmlns:pic="http://schemas.openxmlformats.org/drawingml/2006/picture">
+                  <pic:nvPicPr>
+                    <pic:cNvPr id="1" name=""/>
+                    <pic:cNvPicPr/>
+                  </pic:nvPicPr>
+                  <pic:blipFill>
+                    <a:blip r:embed="rId15"/>
+                    <a:stretch>
+                      <a:fillRect/>
+                    </a:stretch>
+                  </pic:blipFill>
+                  <pic:spPr>
+                    <a:xfrm>
+                      <a:off x="0" y="0"/>
+                      <a:ext cx="6178255" cy="7197748"/>
+                    </a:xfrm>
+                    <a:prstGeom prst="rect">
+                      <a:avLst/>
+                    </a:prstGeom>
+                  </pic:spPr>
+                </pic:pic>
+              </a:graphicData>
+            </a:graphic>
+          </wp:inline>
+        </w:drawing>
+      </w:r>
     </w:p>
     <w:sectPr>
       <w:pgSz w:w="11906" w:h="16838"/>
@@ -1334,7 +2084,7 @@
   <w:abstractNum w:abstractNumId="0" w15:restartNumberingAfterBreak="0">
     <w:nsid w:val="1AD924E4"/>
     <w:multiLevelType w:val="hybridMultilevel"/>
-    <w:tmpl w:val="F344036A"/>
+    <w:tmpl w:val="ED5EF6FA"/>
     <w:lvl w:ilvl="0" w:tplc="040E0001">
       <w:start w:val="1"/>
       <w:numFmt w:val="bullet"/>
@@ -1560,7 +2310,7 @@
   <w:abstractNum w:abstractNumId="2" w15:restartNumberingAfterBreak="0">
     <w:nsid w:val="63E474C6"/>
     <w:multiLevelType w:val="hybridMultilevel"/>
-    <w:tmpl w:val="DEC24BE8"/>
+    <w:tmpl w:val="C72EDFC0"/>
     <w:lvl w:ilvl="0" w:tplc="040E0001">
       <w:start w:val="1"/>
       <w:numFmt w:val="bullet"/>
